--- a/applications/marcus-and-millichap-senior-marketing-manager/build/Joshua_Chappell_Resume_MarcusMillichap.docx
+++ b/applications/marcus-and-millichap-senior-marketing-manager/build/Joshua_Chappell_Resume_MarcusMillichap.docx
@@ -33,7 +33,7 @@
         </w:rPr>
         <w:t xml:space="preserve">Mesa, AZ  •  480-586-7959  •  </w:t>
       </w:r>
-      <w:hyperlink w:history="1" r:id="rIdafiivm2ilgl92bpeyro9k">
+      <w:hyperlink w:history="1" r:id="rIdrytjdhweggn5bkh37albg">
         <w:r>
           <w:rPr>
             <w:rFonts w:ascii="Calibri" w:cs="Calibri" w:eastAsia="Calibri" w:hAnsi="Calibri"/>
@@ -49,7 +49,7 @@
       <w:pPr>
         <w:jc w:val="center"/>
       </w:pPr>
-      <w:hyperlink w:history="1" r:id="rIds0f1bysedwwam5lhqlncc">
+      <w:hyperlink w:history="1" r:id="rIdvfkirzsbjn4megwnrx4gr">
         <w:r>
           <w:rPr>
             <w:rFonts w:ascii="Calibri" w:cs="Calibri" w:eastAsia="Calibri" w:hAnsi="Calibri"/>
@@ -69,7 +69,7 @@
         </w:rPr>
         <w:t xml:space="preserve">  •  </w:t>
       </w:r>
-      <w:hyperlink w:history="1" r:id="rIddmuofizlx0tohte1im5nk">
+      <w:hyperlink w:history="1" r:id="rId6nfgipn6hbcnyphrod0c3">
         <w:r>
           <w:rPr>
             <w:rFonts w:ascii="Calibri" w:cs="Calibri" w:eastAsia="Calibri" w:hAnsi="Calibri"/>
@@ -89,7 +89,7 @@
         </w:rPr>
         <w:t xml:space="preserve">  •  </w:t>
       </w:r>
-      <w:hyperlink w:history="1" r:id="rId8fmyyw3aqgqynfkl_bdrx">
+      <w:hyperlink w:history="1" r:id="rIdpcripqvq3caatcggmffyz">
         <w:r>
           <w:rPr>
             <w:rFonts w:ascii="Calibri" w:cs="Calibri" w:eastAsia="Calibri" w:hAnsi="Calibri"/>
@@ -113,7 +113,7 @@
           <w:sz w:val="21"/>
           <w:szCs w:val="21"/>
         </w:rPr>
-        <w:t xml:space="preserve">Marketer and project lead who delivered 98% of projects on time and 92% within budget across seven years of campaign work for schools, real estate, and corporate brands. Created and led initiatives that raised ad click-through rates by over 200% and drove 20x more engagement than standard content. Scopes goals with executives, runs projects in Wrike and Notion, commands teams of 5 to 20, and holds a Master's in Marketing Analytics.</w:t>
+        <w:t xml:space="preserve">Marketer and project lead who delivered 98% of projects on time and 92% within budget across seven years of client projects for schools, real estate, and corporate brands. Created and led initiatives that raised ad click-through rates by over 200% and drove 20x more engagement than standard content. Scopes work with stakeholders, runs projects in Wrike and Notion, commands project teams of 5 to 20, and holds a Master's in Marketing.</w:t>
       </w:r>
     </w:p>
     <w:p>
@@ -262,7 +262,7 @@
           <w:sz w:val="21"/>
           <w:szCs w:val="21"/>
         </w:rPr>
-        <w:t xml:space="preserve">Managed projects in Wrike, Notion, and Google Workspace; built Claude agentic workflows that cut production times in half.</w:t>
+        <w:t xml:space="preserve">Managed projects in Wrike, Notion, and Google Workspace; used Claude agentic coding to build content workflows that cut production times in half.</w:t>
       </w:r>
     </w:p>
     <w:p>
@@ -451,7 +451,7 @@
           <w:sz w:val="21"/>
           <w:szCs w:val="21"/>
         </w:rPr>
-        <w:t xml:space="preserve">Crystallized scope of work and synchronized departments with competing interests to meet and exceed stakeholder goals.</w:t>
+        <w:t xml:space="preserve">Crystallized scope of work and synchronized with multiple departments with competing interests to meet and exceed stakeholder goals.</w:t>
       </w:r>
     </w:p>
     <w:p>
@@ -720,7 +720,7 @@
           <w:sz w:val="21"/>
           <w:szCs w:val="21"/>
         </w:rPr>
-        <w:t xml:space="preserve">Project Management (Wrike, Notion, Trello, Workamajig, Google Workspace, Microsoft Teams)  •  Campaign Strategy &amp; Planning  •  Stakeholder Scoping &amp; Goal Setting  •  Cross-Functional Coordination  •  Budget &amp; Timeline Management  •  Team Leadership (crews of 5 to 20)  •  Marketing Analytics  •  Paid Social (Meta Ads, Facebook Pixel)  •  Social Media Strategy  •  Real Estate Video &amp; Photography  •  Storyboarding &amp; Creative Production  •  Inbound Marketing (HubSpot Certified)  •  AI Workflows (Claude, ChatGPT, Runway)  •  Adobe Premiere Pro, After Effects, Photoshop, Lightroom, Canva</w:t>
+        <w:t xml:space="preserve">Project Management (Wrike, Notion, Trello, Workamajig, Google Workspace, Microsoft Teams)  •  Campaign Strategy &amp; Planning  •  Stakeholder Scoping &amp; Goal Setting  •  Cross-Functional Coordination  •  Budget &amp; Timeline Management  •  Team Leadership (crews of 5 to 20)  •  Marketing Analytics  •  Paid Social (Meta Ads, Facebook Pixel)  •  Social Media Strategy  •  Real Estate Video &amp; Photography  •  Storyboarding &amp; Creative Production  •  Inbound Marketing (HubSpot)  •  AI Workflows (Claude, ChatGPT, Runway)  •  Adobe Premiere Pro, After Effects, Photoshop, Lightroom, Canva</w:t>
       </w:r>
     </w:p>
     <w:p>
@@ -819,7 +819,7 @@
           <w:sz w:val="21"/>
           <w:szCs w:val="21"/>
         </w:rPr>
-        <w:t xml:space="preserve">Google Digital Marketing &amp; E-Commerce  •  HubSpot Inbound Marketing  •  WGU Marketing Analytics</w:t>
+        <w:t xml:space="preserve">Google Digital Marketing &amp; E-Commerce  •  HubSpot Inbound Marketing (2024)  •  WGU Marketing Analytics</w:t>
       </w:r>
     </w:p>
     <w:sectPr>
